--- a/src/David_Zaddach_Lebenslauf_DE_2026.docx
+++ b/src/David_Zaddach_Lebenslauf_DE_2026.docx
@@ -628,6 +628,33 @@
       </w:r>
     </w:p>
     <w:p>
+      <w:pPr>
+        <w:pStyle w:val="ListBullet"/>
+      </w:pPr>
+      <w:r>
+        <w:t xml:space="preserve">Fortlaufende Musikproduktion; ausgewählte Künstler und Projekte u. a. </w:t>
+      </w:r>
+      <w:hyperlink r:id="rId9">
+        <w:r>
+          <w:rPr>
+            <w:color w:val="0563C1"/>
+            <w:u w:val="single"/>
+          </w:rPr>
+          <w:t>Knaller Soundsystem</w:t>
+        </w:r>
+      </w:hyperlink>
+      <w:r>
+        <w:t>, David Main, Mic Profz, Lucry, PA Sports.</w:t>
+      </w:r>
+    </w:p>
+    <w:p>
+      <w:r>
+        <w:t>Musikproduktion, Berlin</w:t>
+        <w:tab/>
+        <w:t>2000 – heute</w:t>
+      </w:r>
+    </w:p>
+    <w:p>
       <w:r>
         <w:t>Universal Music, Berlin</w:t>
         <w:tab/>

--- a/src/David_Zaddach_Lebenslauf_DE_2026.docx
+++ b/src/David_Zaddach_Lebenslauf_DE_2026.docx
@@ -50,7 +50,7 @@
     </w:p>
     <w:p>
       <w:r>
-        <w:t>Senior-Führungskraft für Produkt und Technologie mit Expertise in digitaler Musik, Lizenzierung, Content Management, Urheberrecht und Unternehmensplattformen. Treibt Multi-Jahres-Portfolio- und Investitionslogik, P&amp;L-orientierte Steuerung und ein belastbares Operating Model in komplexen B2B-Umfeldern voran – mit Führung organisationsübergreifender Teams, Partner- und Vendor-Ökosystemen sowie skalierbarer Delivery; verbindet Executive-Klarheit mit messbarer Wertschöpfung.</w:t>
+        <w:t>Ich arbeite in Unternehmenstechnologie und digitaler Musik. Ich habe mit hands-on Content- und Technical Operations begonnen und mich zur senior Produktleitung entwickelt. Heute verantworte ich bei BMG Technology Products: Portfolio, Abstimmung von Business und Engineering, Partner und Vendors sowie Delivery mit Ergebnissen, die für das Unternehmen zählen.</w:t>
       </w:r>
     </w:p>
     <w:p>
@@ -64,6 +64,30 @@
       </w:pPr>
       <w:r>
         <w:t>Executive Leadership für Produkt und Technologie</w:t>
+      </w:r>
+    </w:p>
+    <w:p>
+      <w:pPr>
+        <w:pStyle w:val="ListBullet"/>
+      </w:pPr>
+      <w:r>
+        <w:t>KI-Strategie und angewandte Expertise (LLMs, agentische Systeme, Human-in-the-Loop)</w:t>
+      </w:r>
+    </w:p>
+    <w:p>
+      <w:pPr>
+        <w:pStyle w:val="ListBullet"/>
+      </w:pPr>
+      <w:r>
+        <w:t>Agentic Coding und KI-gestützte Software-Delivery</w:t>
+      </w:r>
+    </w:p>
+    <w:p>
+      <w:pPr>
+        <w:pStyle w:val="ListBullet"/>
+      </w:pPr>
+      <w:r>
+        <w:t>UI/UX Design und Product Experience</w:t>
       </w:r>
     </w:p>
     <w:p>
@@ -127,6 +151,14 @@
         <w:pStyle w:val="ListBullet"/>
       </w:pPr>
       <w:r>
+        <w:t>Digitale Transformation, Platform Thinking &amp; Innovation</w:t>
+      </w:r>
+    </w:p>
+    <w:p>
+      <w:pPr>
+        <w:pStyle w:val="ListBullet"/>
+      </w:pPr>
+      <w:r>
         <w:t>Hands-on-Produkt-Tiefe bei Bedarf (Content, digitale Auslieferung, Technical Operations)</w:t>
       </w:r>
     </w:p>
@@ -138,14 +170,14 @@
     </w:p>
     <w:p>
       <w:r>
-        <w:t>BMG – The New Music Company, Berlin</w:t>
+        <w:t>BMG, The New Music Company, Berlin</w:t>
       </w:r>
     </w:p>
     <w:p>
       <w:r>
         <w:t>Senior Director Technology Products, Head of Product</w:t>
         <w:tab/>
-        <w:t>Juli 2023 – heute</w:t>
+        <w:t>Juli 2023 to heute</w:t>
       </w:r>
     </w:p>
     <w:p>
@@ -161,7 +193,7 @@
         <w:pStyle w:val="ListBullet"/>
       </w:pPr>
       <w:r>
-        <w:t>Orchestriert die Zusammenarbeit über Business Units, Engineering und Partner hinweg bis zur skalierten Delivery</w:t>
+        <w:t>Bringt Business Units, Engineering und Partner zusammen, damit Delivery skaliert</w:t>
       </w:r>
     </w:p>
     <w:p>
@@ -184,7 +216,7 @@
       <w:r>
         <w:t>Director Business Services</w:t>
         <w:tab/>
-        <w:t>Jan. 2023 – Juli 2023</w:t>
+        <w:t>Jan. 2023 to Juli 2023</w:t>
       </w:r>
     </w:p>
     <w:p>
@@ -208,7 +240,7 @@
       <w:r>
         <w:t>Senior Product Owner Business Services</w:t>
         <w:tab/>
-        <w:t>Mai 2022 – Dez. 2022</w:t>
+        <w:t>Mai 2022 to Dez. 2022</w:t>
       </w:r>
     </w:p>
     <w:p>
@@ -237,7 +269,7 @@
       <w:r>
         <w:t>Senior Product Owner</w:t>
         <w:tab/>
-        <w:t>Mai 2020 – April 2022</w:t>
+        <w:t>Mai 2020 to April 2022</w:t>
       </w:r>
     </w:p>
     <w:p>
@@ -285,7 +317,7 @@
       <w:r>
         <w:t>Product Owner</w:t>
         <w:tab/>
-        <w:t>Jan. 2018 – Mai 2020</w:t>
+        <w:t>Jan. 2018 to Mai 2020</w:t>
       </w:r>
     </w:p>
     <w:p>
@@ -309,7 +341,7 @@
       <w:r>
         <w:t>Business Analyst</w:t>
         <w:tab/>
-        <w:t>Okt. 2016 – Dez. 2017</w:t>
+        <w:t>Okt. 2016 to Dez. 2017</w:t>
       </w:r>
     </w:p>
     <w:p>
@@ -333,7 +365,7 @@
       <w:r>
         <w:t>Senior Product Manager (Online Operations)</w:t>
         <w:tab/>
-        <w:t>Okt. 2015 – Sept. 2016</w:t>
+        <w:t>Okt. 2015 to Sept. 2016</w:t>
       </w:r>
     </w:p>
     <w:p>
@@ -362,7 +394,7 @@
       <w:r>
         <w:t>Product Manager Mobile Products</w:t>
         <w:tab/>
-        <w:t>2014 – 2015</w:t>
+        <w:t>2014 to 2015</w:t>
       </w:r>
     </w:p>
     <w:p>
@@ -410,7 +442,7 @@
       <w:r>
         <w:t>Product Manager Content Services</w:t>
         <w:tab/>
-        <w:t>2013 – 2014</w:t>
+        <w:t>2013 to 2014</w:t>
       </w:r>
     </w:p>
     <w:p>
@@ -458,7 +490,7 @@
       <w:r>
         <w:t>Technical Operations Manager &amp; Product Manager Music</w:t>
         <w:tab/>
-        <w:t>2012 – 2013</w:t>
+        <w:t>2012 to 2013</w:t>
       </w:r>
     </w:p>
     <w:p>
@@ -504,9 +536,9 @@
     <w:p/>
     <w:p>
       <w:r>
-        <w:t>Technical Operations Manager &amp; Team Lead – Content Ingestion</w:t>
+        <w:t>Technical Operations Manager &amp; Team Lead ,  Content Ingestion</w:t>
         <w:tab/>
-        <w:t>2011 – 2012</w:t>
+        <w:t>2011 to 2012</w:t>
       </w:r>
     </w:p>
     <w:p>
@@ -546,7 +578,7 @@
       <w:r>
         <w:t>Manager / Team Lead Audio Production &amp; Content Ingestion</w:t>
         <w:tab/>
-        <w:t>2010 – 2011</w:t>
+        <w:t>2010 to 2011</w:t>
       </w:r>
     </w:p>
     <w:p>
@@ -586,7 +618,7 @@
       <w:r>
         <w:t>Team Lead Audio Production &amp; Content Upload</w:t>
         <w:tab/>
-        <w:t>2008 – 2010</w:t>
+        <w:t>2008 to 2010</w:t>
       </w:r>
     </w:p>
     <w:p>
@@ -644,21 +676,33 @@
         </w:r>
       </w:hyperlink>
       <w:r>
-        <w:t>, David Main, Mic Profz, Lucry, PA Sports.</w:t>
+        <w:t xml:space="preserve">, </w:t>
+      </w:r>
+      <w:hyperlink r:id="rId10">
+        <w:r>
+          <w:rPr>
+            <w:color w:val="0563C1"/>
+            <w:u w:val="single"/>
+          </w:rPr>
+          <w:t>David Main</w:t>
+        </w:r>
+      </w:hyperlink>
+      <w:r>
+        <w:t>, Mic Profz, Lucry, PA Sports.</w:t>
       </w:r>
     </w:p>
     <w:p>
       <w:r>
         <w:t>Musikproduktion, Berlin</w:t>
         <w:tab/>
-        <w:t>2000 – heute</w:t>
+        <w:t>2000 to heute</w:t>
       </w:r>
     </w:p>
     <w:p>
       <w:r>
         <w:t>Universal Music, Berlin</w:t>
         <w:tab/>
-        <w:t>2007 – 2008</w:t>
+        <w:t>2007 to 2008</w:t>
       </w:r>
     </w:p>
     <w:p>
@@ -671,7 +715,7 @@
     </w:p>
     <w:p>
       <w:r>
-        <w:t>Studio für Elektroakustische Musik – Akademie der Künste, Berlin</w:t>
+        <w:t>Studio für Elektroakustische Musik ,  Akademie der Künste, Berlin</w:t>
         <w:tab/>
         <w:t>2006</w:t>
       </w:r>
@@ -686,7 +730,7 @@
     </w:p>
     <w:p>
       <w:r>
-        <w:t>Kurzspielfilm „Wasser &amp; Papayas“ – Ton / Sound</w:t>
+        <w:t>Kurzspielfilm „Wasser &amp; Papayas“ ,  Ton / Sound</w:t>
         <w:tab/>
         <w:t>2006</w:t>
       </w:r>
@@ -701,9 +745,9 @@
     </w:p>
     <w:p>
       <w:r>
-        <w:t>24-7 Records Germany – Mitgründer</w:t>
+        <w:t>24-7 Records Germany ,  Mitgründer</w:t>
         <w:tab/>
-        <w:t>2003 – 2005</w:t>
+        <w:t>2003 to 2005</w:t>
       </w:r>
     </w:p>
     <w:p>
@@ -746,9 +790,9 @@
     </w:p>
     <w:p>
       <w:r>
-        <w:t>DResearch Digital Media Systems GmbH – Assistenz</w:t>
+        <w:t>DResearch Digital Media Systems GmbH ,  Assistenz</w:t>
         <w:tab/>
-        <w:t>1999 – 2001</w:t>
+        <w:t>1999 to 2001</w:t>
       </w:r>
     </w:p>
     <w:p>
@@ -767,7 +811,7 @@
     </w:p>
     <w:p>
       <w:r>
-        <w:t>Magister Artium – Technische Universität Berlin</w:t>
+        <w:t>Magister Artium ,  Technische Universität Berlin</w:t>
         <w:tab/>
         <w:t>Abschluss 2007</w:t>
       </w:r>
@@ -793,7 +837,7 @@
         <w:pStyle w:val="ListBullet"/>
       </w:pPr>
       <w:r>
-        <w:t>Hauptfach: Musikwissenschaft (2002 – 2007).</w:t>
+        <w:t>Hauptfach: Musikwissenschaft (2002 to 2007).</w:t>
       </w:r>
     </w:p>
     <w:p>
@@ -807,9 +851,9 @@
     <w:p/>
     <w:p>
       <w:r>
-        <w:t>Abitur – 4. Gymnasium Descartes, Berlin</w:t>
+        <w:t>Abitur ,  4. Gymnasium Descartes, Berlin</w:t>
         <w:tab/>
-        <w:t>1994 – 2001</w:t>
+        <w:t>1994 to 2001</w:t>
       </w:r>
     </w:p>
     <w:p>

--- a/src/David_Zaddach_Lebenslauf_DE_2026.docx
+++ b/src/David_Zaddach_Lebenslauf_DE_2026.docx
@@ -50,7 +50,7 @@
     </w:p>
     <w:p>
       <w:r>
-        <w:t>Ich arbeite in Unternehmenstechnologie und digitaler Musik. Ich habe mit hands-on Content- und Technical Operations begonnen und mich zur senior Produktleitung entwickelt. Heute verantworte ich bei BMG Technology Products: Portfolio, Abstimmung von Business und Engineering, Partner und Vendors sowie Delivery mit Ergebnissen, die für das Unternehmen zählen.</w:t>
+        <w:t>Senior Produkt- und Technologieführungskraft in Unternehmenstechnologie und digitaler Musik. Hintergrund in hands-on Content- und Technical Operations, mit Entwicklung zur senior Produktleitung. Verantwortet heute bei BMG Technology Products: Portfolio, Abstimmung von Business und Engineering, Partner und Vendors sowie Delivery mit Ergebnissen, die für das Unternehmen zählen.</w:t>
       </w:r>
     </w:p>
     <w:p>
@@ -363,7 +363,7 @@
     <w:p/>
     <w:p>
       <w:r>
-        <w:t>Senior Product Manager (Online Operations)</w:t>
+        <w:t>Senior Product Manager</w:t>
         <w:tab/>
         <w:t>Okt. 2015 to Sept. 2016</w:t>
       </w:r>
@@ -576,7 +576,7 @@
     <w:p/>
     <w:p>
       <w:r>
-        <w:t>Manager / Team Lead Audio Production &amp; Content Ingestion</w:t>
+        <w:t>Team Lead Audio Production &amp; Content Ingestion</w:t>
         <w:tab/>
         <w:t>2010 to 2011</w:t>
       </w:r>
